--- a/site/docs/program-setup/method.docx
+++ b/site/docs/program-setup/method.docx
@@ -123,7 +123,22 @@
         <w:tab/>
       </w:r>
       <w:r>
-        <w:t xml:space="preserve">Enforcement: procurement will not buy what the body hasn't approved above threshold. Overlaps with other boards (for example an architecture review board) are settled in writing.</w:t>
+        <w:t xml:space="preserve">Enforcement: procurement will not buy what the body hasn't approved above threshold. Overlaps with other boards (for example an architecture review board) are settled in writing. Also confirm the council has the acquisition gate (</w:t>
+      </w:r>
+      <w:r>
+        <w:t xml:space="preserve">Acquisition gate checklist</w:t>
+      </w:r>
+      <w:r>
+        <w:t xml:space="preserve">) and a named owner and plan for answering a publisher audit letter (the </w:t>
+      </w:r>
+      <w:r>
+        <w:rPr>
+          <w:rFonts w:ascii="Consolas" w:hAnsi="Consolas"/>
+        </w:rPr>
+        <w:t xml:space="preserve">audit-response</w:t>
+      </w:r>
+      <w:r>
+        <w:t xml:space="preserve"> skill); flag either one missing.</w:t>
       </w:r>
     </w:p>
     <w:p>
